--- a/Docs/RESUME_BAMENTA_ROEE_MICHAELA_O.docx
+++ b/Docs/RESUME_BAMENTA_ROEE_MICHAELA_O.docx
@@ -32,7 +32,15 @@
           <w:b/>
           <w:sz w:val="28"/>
         </w:rPr>
-        <w:t xml:space="preserve"> BAMENTA, Project Manager</w:t>
+        <w:t xml:space="preserve"> BAMENTA, Project </w:t>
+      </w:r>
+      <w:r>
+        <w:rPr>
+          <w:rFonts w:ascii="Cambria" w:hAnsi="Cambria"/>
+          <w:b/>
+          <w:sz w:val="28"/>
+        </w:rPr>
+        <w:t>Coordinator</w:t>
       </w:r>
     </w:p>
     <w:p>
@@ -96,8 +104,18 @@
             <w:rFonts w:ascii="Cambria" w:hAnsi="Cambria"/>
             <w:color w:val="4F81BD" w:themeColor="accent1"/>
           </w:rPr>
-          <w:t>noeyes00.github.io/roeemichaela</w:t>
+          <w:t>noeyes00.github.io/</w:t>
         </w:r>
+        <w:proofErr w:type="spellStart"/>
+        <w:r>
+          <w:rPr>
+            <w:rStyle w:val="Hyperlink"/>
+            <w:rFonts w:ascii="Cambria" w:hAnsi="Cambria"/>
+            <w:color w:val="4F81BD" w:themeColor="accent1"/>
+          </w:rPr>
+          <w:t>roeemichaela</w:t>
+        </w:r>
+        <w:proofErr w:type="spellEnd"/>
       </w:hyperlink>
       <w:r>
         <w:rPr>
@@ -264,7 +282,7 @@
           <w:b/>
           <w:bCs/>
         </w:rPr>
-        <w:t>Lightweight Solutions</w:t>
+        <w:t>Payday Solutions Inc.</w:t>
       </w:r>
       <w:r>
         <w:rPr>
@@ -278,7 +296,15 @@
           <w:i/>
           <w:iCs/>
         </w:rPr>
-        <w:t>Project Manager [Internship]</w:t>
+        <w:t xml:space="preserve">Project </w:t>
+      </w:r>
+      <w:r>
+        <w:rPr>
+          <w:rFonts w:ascii="Cambria" w:hAnsi="Cambria" w:cs="Times New Roman"/>
+          <w:i/>
+          <w:iCs/>
+        </w:rPr>
+        <w:t>Coordinator</w:t>
       </w:r>
     </w:p>
     <w:p>
@@ -296,7 +322,31 @@
           <w:color w:val="808080" w:themeColor="background1" w:themeShade="80"/>
           <w:szCs w:val="24"/>
         </w:rPr>
-        <w:t>December 2025 – April 2026</w:t>
+        <w:t>August 2026</w:t>
+      </w:r>
+      <w:r>
+        <w:rPr>
+          <w:rFonts w:ascii="Arial" w:hAnsi="Arial" w:cs="Arial"/>
+          <w:color w:val="808080" w:themeColor="background1" w:themeShade="80"/>
+          <w:szCs w:val="24"/>
+        </w:rPr>
+        <w:t xml:space="preserve"> – </w:t>
+      </w:r>
+      <w:r>
+        <w:rPr>
+          <w:rFonts w:ascii="Arial" w:hAnsi="Arial" w:cs="Arial"/>
+          <w:color w:val="808080" w:themeColor="background1" w:themeShade="80"/>
+          <w:szCs w:val="24"/>
+        </w:rPr>
+        <w:t>November</w:t>
+      </w:r>
+      <w:r>
+        <w:rPr>
+          <w:rFonts w:ascii="Arial" w:hAnsi="Arial" w:cs="Arial"/>
+          <w:color w:val="808080" w:themeColor="background1" w:themeShade="80"/>
+          <w:szCs w:val="24"/>
+        </w:rPr>
+        <w:t xml:space="preserve"> 2026</w:t>
       </w:r>
     </w:p>
     <w:p>
@@ -319,7 +369,15 @@
           <w:color w:val="808080" w:themeColor="background1" w:themeShade="80"/>
           <w:szCs w:val="32"/>
         </w:rPr>
-        <w:t xml:space="preserve">Create project kick‑offs and manage sign‑offs </w:t>
+        <w:t xml:space="preserve">Create project </w:t>
+      </w:r>
+      <w:r>
+        <w:rPr>
+          <w:rFonts w:ascii="Cambria" w:hAnsi="Cambria" w:cs="Times New Roman"/>
+          <w:color w:val="808080" w:themeColor="background1" w:themeShade="80"/>
+          <w:szCs w:val="32"/>
+        </w:rPr>
+        <w:t>Decks, Tasks, MoM’s and Sprint Goals.</w:t>
       </w:r>
       <w:r>
         <w:rPr>
@@ -350,7 +408,23 @@
           <w:color w:val="808080" w:themeColor="background1" w:themeShade="80"/>
           <w:szCs w:val="32"/>
         </w:rPr>
-        <w:t xml:space="preserve">Facilitate client meetings and stakeholder alignment </w:t>
+        <w:t xml:space="preserve">Facilitate client meetings and stakeholder </w:t>
+      </w:r>
+      <w:r>
+        <w:rPr>
+          <w:rFonts w:ascii="Cambria" w:hAnsi="Cambria" w:cs="Times New Roman"/>
+          <w:color w:val="808080" w:themeColor="background1" w:themeShade="80"/>
+          <w:szCs w:val="32"/>
+        </w:rPr>
+        <w:t xml:space="preserve">Weekly </w:t>
+      </w:r>
+      <w:r>
+        <w:rPr>
+          <w:rFonts w:ascii="Cambria" w:hAnsi="Cambria" w:cs="Times New Roman"/>
+          <w:color w:val="808080" w:themeColor="background1" w:themeShade="80"/>
+          <w:szCs w:val="32"/>
+        </w:rPr>
+        <w:t xml:space="preserve">alignment </w:t>
       </w:r>
     </w:p>
     <w:p>
@@ -434,11 +508,13 @@
     </w:p>
     <w:p>
       <w:pPr>
-        <w:spacing w:after="0"/>
+        <w:spacing w:after="0" w:line="240" w:lineRule="auto"/>
         <w:rPr>
           <w:rFonts w:ascii="Cambria" w:hAnsi="Cambria" w:cs="Times New Roman"/>
           <w:i/>
           <w:iCs/>
+          <w:color w:val="808080" w:themeColor="background1" w:themeShade="80"/>
+          <w:szCs w:val="32"/>
         </w:rPr>
       </w:pPr>
       <w:r>
@@ -446,12 +522,14 @@
           <w:rFonts w:ascii="Cambria" w:hAnsi="Cambria" w:cs="Times New Roman"/>
           <w:b/>
           <w:bCs/>
-        </w:rPr>
-        <w:t>MTI, Globe Maritime Training Center</w:t>
+          <w:szCs w:val="32"/>
+        </w:rPr>
+        <w:t>Lightweight Solutions</w:t>
       </w:r>
       <w:r>
         <w:rPr>
           <w:rFonts w:ascii="Cambria" w:hAnsi="Cambria" w:cs="Times New Roman"/>
+          <w:szCs w:val="32"/>
         </w:rPr>
         <w:t xml:space="preserve"> – </w:t>
       </w:r>
@@ -460,16 +538,239 @@
           <w:rFonts w:ascii="Cambria" w:hAnsi="Cambria" w:cs="Times New Roman"/>
           <w:i/>
           <w:iCs/>
-        </w:rPr>
-        <w:t>Full Stack Web Developer/</w:t>
+          <w:szCs w:val="32"/>
+        </w:rPr>
+        <w:t>Project Manager [Internship]</w:t>
+      </w:r>
+    </w:p>
+    <w:p>
+      <w:pPr>
+        <w:spacing w:after="0" w:line="240" w:lineRule="auto"/>
+        <w:rPr>
+          <w:rFonts w:ascii="Cambria" w:hAnsi="Cambria" w:cs="Times New Roman"/>
+          <w:color w:val="808080" w:themeColor="background1" w:themeShade="80"/>
+          <w:szCs w:val="32"/>
+        </w:rPr>
+      </w:pPr>
+      <w:r>
+        <w:rPr>
+          <w:rFonts w:ascii="Cambria" w:hAnsi="Cambria" w:cs="Times New Roman"/>
+          <w:color w:val="808080" w:themeColor="background1" w:themeShade="80"/>
+          <w:szCs w:val="32"/>
+        </w:rPr>
+        <w:t>December 2025 – April 2026</w:t>
+      </w:r>
+    </w:p>
+    <w:p>
+      <w:pPr>
+        <w:numPr>
+          <w:ilvl w:val="0"/>
+          <w:numId w:val="16"/>
+        </w:numPr>
+        <w:spacing w:after="0" w:line="240" w:lineRule="auto"/>
+        <w:rPr>
+          <w:rFonts w:ascii="Cambria" w:hAnsi="Cambria" w:cs="Times New Roman"/>
+          <w:color w:val="808080" w:themeColor="background1" w:themeShade="80"/>
+          <w:szCs w:val="32"/>
+        </w:rPr>
+      </w:pPr>
+      <w:r>
+        <w:rPr>
+          <w:rFonts w:ascii="Cambria" w:hAnsi="Cambria" w:cs="Times New Roman"/>
+          <w:color w:val="808080" w:themeColor="background1" w:themeShade="80"/>
+          <w:szCs w:val="32"/>
+        </w:rPr>
+        <w:t>Create project kick</w:t>
       </w:r>
       <w:r>
+        <w:rPr>
+          <w:rFonts w:ascii="Cambria" w:hAnsi="Cambria" w:cs="Times New Roman"/>
+          <w:color w:val="808080" w:themeColor="background1" w:themeShade="80"/>
+          <w:szCs w:val="32"/>
+        </w:rPr>
+        <w:noBreakHyphen/>
+        <w:t>offs and manage sign</w:t>
+      </w:r>
+      <w:r>
+        <w:rPr>
+          <w:rFonts w:ascii="Cambria" w:hAnsi="Cambria" w:cs="Times New Roman"/>
+          <w:color w:val="808080" w:themeColor="background1" w:themeShade="80"/>
+          <w:szCs w:val="32"/>
+        </w:rPr>
+        <w:noBreakHyphen/>
+        <w:t xml:space="preserve">offs </w:t>
+      </w:r>
+      <w:r>
+        <w:rPr>
+          <w:rFonts w:ascii="Cambria" w:hAnsi="Cambria" w:cs="Times New Roman"/>
+          <w:color w:val="808080" w:themeColor="background1" w:themeShade="80"/>
+          <w:szCs w:val="32"/>
+        </w:rPr>
+        <w:tab/>
+      </w:r>
+    </w:p>
+    <w:p>
+      <w:pPr>
+        <w:numPr>
+          <w:ilvl w:val="0"/>
+          <w:numId w:val="16"/>
+        </w:numPr>
+        <w:spacing w:after="0" w:line="240" w:lineRule="auto"/>
+        <w:rPr>
+          <w:rFonts w:ascii="Cambria" w:hAnsi="Cambria" w:cs="Times New Roman"/>
+          <w:color w:val="808080" w:themeColor="background1" w:themeShade="80"/>
+          <w:szCs w:val="32"/>
+        </w:rPr>
+      </w:pPr>
+      <w:r>
+        <w:rPr>
+          <w:rFonts w:ascii="Cambria" w:hAnsi="Cambria" w:cs="Times New Roman"/>
+          <w:color w:val="808080" w:themeColor="background1" w:themeShade="80"/>
+          <w:szCs w:val="32"/>
+        </w:rPr>
+        <w:t xml:space="preserve">Facilitate client meetings and stakeholder alignment </w:t>
+      </w:r>
+    </w:p>
+    <w:p>
+      <w:pPr>
+        <w:numPr>
+          <w:ilvl w:val="0"/>
+          <w:numId w:val="16"/>
+        </w:numPr>
+        <w:spacing w:after="0" w:line="240" w:lineRule="auto"/>
+        <w:rPr>
+          <w:rFonts w:ascii="Cambria" w:hAnsi="Cambria" w:cs="Times New Roman"/>
+          <w:color w:val="808080" w:themeColor="background1" w:themeShade="80"/>
+          <w:szCs w:val="32"/>
+        </w:rPr>
+      </w:pPr>
+      <w:r>
+        <w:rPr>
+          <w:rFonts w:ascii="Cambria" w:hAnsi="Cambria" w:cs="Times New Roman"/>
+          <w:color w:val="808080" w:themeColor="background1" w:themeShade="80"/>
+          <w:szCs w:val="32"/>
+        </w:rPr>
+        <w:t xml:space="preserve">Create and manage certificates and agreements </w:t>
+      </w:r>
+    </w:p>
+    <w:p>
+      <w:pPr>
+        <w:numPr>
+          <w:ilvl w:val="0"/>
+          <w:numId w:val="16"/>
+        </w:numPr>
+        <w:spacing w:after="0" w:line="240" w:lineRule="auto"/>
+        <w:rPr>
+          <w:rFonts w:ascii="Cambria" w:hAnsi="Cambria" w:cs="Times New Roman"/>
+          <w:color w:val="808080" w:themeColor="background1" w:themeShade="80"/>
+          <w:szCs w:val="32"/>
+        </w:rPr>
+      </w:pPr>
+      <w:r>
+        <w:rPr>
+          <w:rFonts w:ascii="Cambria" w:hAnsi="Cambria" w:cs="Times New Roman"/>
+          <w:color w:val="808080" w:themeColor="background1" w:themeShade="80"/>
+          <w:szCs w:val="32"/>
+        </w:rPr>
+        <w:t xml:space="preserve">Present plans, timelines, and deliverables </w:t>
+      </w:r>
+    </w:p>
+    <w:p>
+      <w:pPr>
+        <w:numPr>
+          <w:ilvl w:val="0"/>
+          <w:numId w:val="16"/>
+        </w:numPr>
+        <w:spacing w:after="0" w:line="240" w:lineRule="auto"/>
+        <w:rPr>
+          <w:rFonts w:ascii="Cambria" w:hAnsi="Cambria" w:cs="Times New Roman"/>
+          <w:color w:val="808080" w:themeColor="background1" w:themeShade="80"/>
+          <w:szCs w:val="32"/>
+        </w:rPr>
+      </w:pPr>
+      <w:r>
+        <w:rPr>
+          <w:rFonts w:ascii="Cambria" w:hAnsi="Cambria" w:cs="Times New Roman"/>
+          <w:color w:val="808080" w:themeColor="background1" w:themeShade="80"/>
+          <w:szCs w:val="32"/>
+        </w:rPr>
+        <w:t>Plan scope, schedule, and risks; track progress and report.</w:t>
+      </w:r>
+    </w:p>
+    <w:p>
+      <w:pPr>
+        <w:spacing w:after="0" w:line="240" w:lineRule="auto"/>
+        <w:rPr>
+          <w:rFonts w:ascii="Cambria" w:hAnsi="Cambria" w:cs="Times New Roman"/>
+          <w:color w:val="808080" w:themeColor="background1" w:themeShade="80"/>
+          <w:szCs w:val="32"/>
+        </w:rPr>
+      </w:pPr>
+    </w:p>
+    <w:p>
+      <w:pPr>
+        <w:spacing w:after="0"/>
         <w:rPr>
           <w:rFonts w:ascii="Cambria" w:hAnsi="Cambria" w:cs="Times New Roman"/>
           <w:i/>
           <w:iCs/>
         </w:rPr>
-        <w:t xml:space="preserve">Junior </w:t>
+      </w:pPr>
+      <w:r>
+        <w:rPr>
+          <w:rFonts w:ascii="Cambria" w:hAnsi="Cambria" w:cs="Times New Roman"/>
+          <w:b/>
+          <w:bCs/>
+        </w:rPr>
+        <w:t>Globe Maritime Training Center</w:t>
+      </w:r>
+      <w:r>
+        <w:rPr>
+          <w:rFonts w:ascii="Cambria" w:hAnsi="Cambria" w:cs="Times New Roman"/>
+        </w:rPr>
+        <w:t xml:space="preserve"> </w:t>
+      </w:r>
+    </w:p>
+    <w:p>
+      <w:pPr>
+        <w:spacing w:after="0"/>
+        <w:rPr>
+          <w:rFonts w:ascii="Arial" w:hAnsi="Arial" w:cs="Arial"/>
+          <w:color w:val="808080" w:themeColor="background1" w:themeShade="80"/>
+          <w:szCs w:val="24"/>
+        </w:rPr>
+      </w:pPr>
+      <w:r>
+        <w:rPr>
+          <w:rFonts w:ascii="Arial" w:hAnsi="Arial" w:cs="Arial"/>
+          <w:color w:val="808080" w:themeColor="background1" w:themeShade="80"/>
+          <w:szCs w:val="24"/>
+        </w:rPr>
+        <w:t xml:space="preserve">December </w:t>
+      </w:r>
+      <w:r>
+        <w:rPr>
+          <w:rFonts w:ascii="Arial" w:hAnsi="Arial" w:cs="Arial"/>
+          <w:color w:val="808080" w:themeColor="background1" w:themeShade="80"/>
+          <w:szCs w:val="24"/>
+        </w:rPr>
+        <w:t>202</w:t>
+      </w:r>
+      <w:r>
+        <w:rPr>
+          <w:rFonts w:ascii="Arial" w:hAnsi="Arial" w:cs="Arial"/>
+          <w:color w:val="808080" w:themeColor="background1" w:themeShade="80"/>
+          <w:szCs w:val="24"/>
+        </w:rPr>
+        <w:t>5</w:t>
+      </w:r>
+      <w:r>
+        <w:rPr>
+          <w:rFonts w:ascii="Arial" w:hAnsi="Arial" w:cs="Arial"/>
+          <w:color w:val="808080" w:themeColor="background1" w:themeShade="80"/>
+          <w:szCs w:val="24"/>
+        </w:rPr>
+        <w:t xml:space="preserve"> – Present - </w:t>
       </w:r>
       <w:r>
         <w:rPr>
@@ -477,73 +778,15 @@
           <w:i/>
           <w:iCs/>
         </w:rPr>
-        <w:t>Project Manager [Remote]</w:t>
-      </w:r>
-    </w:p>
-    <w:p>
-      <w:pPr>
-        <w:spacing w:after="0"/>
-        <w:rPr>
-          <w:rFonts w:ascii="Arial" w:hAnsi="Arial" w:cs="Arial"/>
-          <w:color w:val="808080" w:themeColor="background1" w:themeShade="80"/>
-          <w:szCs w:val="24"/>
-        </w:rPr>
-      </w:pPr>
-      <w:r>
-        <w:rPr>
-          <w:rFonts w:ascii="Arial" w:hAnsi="Arial" w:cs="Arial"/>
-          <w:color w:val="808080" w:themeColor="background1" w:themeShade="80"/>
-          <w:szCs w:val="24"/>
-        </w:rPr>
-        <w:t>February</w:t>
+        <w:t>Programmer [Part-time</w:t>
       </w:r>
       <w:r>
         <w:rPr>
-          <w:rFonts w:ascii="Arial" w:hAnsi="Arial" w:cs="Arial"/>
-          <w:color w:val="808080" w:themeColor="background1" w:themeShade="80"/>
-          <w:szCs w:val="24"/>
-        </w:rPr>
-        <w:t xml:space="preserve"> </w:t>
-      </w:r>
-      <w:r>
-        <w:rPr>
-          <w:rFonts w:ascii="Arial" w:hAnsi="Arial" w:cs="Arial"/>
-          <w:color w:val="808080" w:themeColor="background1" w:themeShade="80"/>
-          <w:szCs w:val="24"/>
-        </w:rPr>
-        <w:t>2023</w:t>
-      </w:r>
-      <w:r>
-        <w:rPr>
-          <w:rFonts w:ascii="Arial" w:hAnsi="Arial" w:cs="Arial"/>
-          <w:color w:val="808080" w:themeColor="background1" w:themeShade="80"/>
-          <w:szCs w:val="24"/>
-        </w:rPr>
-        <w:t xml:space="preserve"> –</w:t>
-      </w:r>
-      <w:r>
-        <w:rPr>
-          <w:rFonts w:ascii="Arial" w:hAnsi="Arial" w:cs="Arial"/>
-          <w:color w:val="808080" w:themeColor="background1" w:themeShade="80"/>
-          <w:szCs w:val="24"/>
-        </w:rPr>
-        <w:t xml:space="preserve"> December </w:t>
-      </w:r>
-      <w:r>
-        <w:rPr>
-          <w:rFonts w:ascii="Arial" w:hAnsi="Arial" w:cs="Arial"/>
-          <w:color w:val="808080" w:themeColor="background1" w:themeShade="80"/>
-          <w:szCs w:val="24"/>
-        </w:rPr>
-        <w:t>202</w:t>
-      </w:r>
-      <w:r>
-        <w:rPr>
-          <w:rFonts w:ascii="Arial" w:hAnsi="Arial" w:cs="Arial"/>
-          <w:color w:val="808080" w:themeColor="background1" w:themeShade="80"/>
-          <w:szCs w:val="24"/>
-        </w:rPr>
-        <w:t>5</w:t>
+          <w:rFonts w:ascii="Cambria" w:hAnsi="Cambria" w:cs="Times New Roman"/>
+          <w:i/>
+          <w:iCs/>
+        </w:rPr>
+        <w:t>]</w:t>
       </w:r>
     </w:p>
     <w:p>
@@ -566,7 +809,7 @@
           <w:color w:val="808080" w:themeColor="background1" w:themeShade="80"/>
           <w:szCs w:val="32"/>
         </w:rPr>
-        <w:t>Planned and oversaw the entire system development process</w:t>
+        <w:t>Led and participated in system development and implementation</w:t>
       </w:r>
     </w:p>
     <w:p>
@@ -589,7 +832,7 @@
           <w:color w:val="808080" w:themeColor="background1" w:themeShade="80"/>
           <w:szCs w:val="32"/>
         </w:rPr>
-        <w:t>Defined and plotted the project timeline and milestones</w:t>
+        <w:t>Gathered and analyzed client requirements</w:t>
       </w:r>
     </w:p>
     <w:p>
@@ -612,7 +855,7 @@
           <w:color w:val="808080" w:themeColor="background1" w:themeShade="80"/>
           <w:szCs w:val="32"/>
         </w:rPr>
-        <w:t>Led and participated in system development and implementation</w:t>
+        <w:t>Coordinated with stakeholders for updates, feedback, and approvals</w:t>
       </w:r>
     </w:p>
     <w:p>
@@ -635,7 +878,7 @@
           <w:color w:val="808080" w:themeColor="background1" w:themeShade="80"/>
           <w:szCs w:val="32"/>
         </w:rPr>
-        <w:t>Gathered and analyzed client requirements</w:t>
+        <w:t>Conducted system testing, debugging, and quality assurance</w:t>
       </w:r>
     </w:p>
     <w:p>
@@ -658,7 +901,7 @@
           <w:color w:val="808080" w:themeColor="background1" w:themeShade="80"/>
           <w:szCs w:val="32"/>
         </w:rPr>
-        <w:t>Coordinated with stakeholders for updates, feedback, and approvals</w:t>
+        <w:t>Ensured the system met performance, security, and usability standards</w:t>
       </w:r>
     </w:p>
     <w:p>
@@ -681,57 +924,12 @@
           <w:color w:val="808080" w:themeColor="background1" w:themeShade="80"/>
           <w:szCs w:val="32"/>
         </w:rPr>
-        <w:t>Conducted system testing, debugging, and quality assurance</w:t>
-      </w:r>
-    </w:p>
-    <w:p>
-      <w:pPr>
-        <w:pStyle w:val="ListParagraph"/>
-        <w:numPr>
-          <w:ilvl w:val="0"/>
-          <w:numId w:val="13"/>
-        </w:numPr>
-        <w:spacing w:after="0" w:line="240" w:lineRule="auto"/>
-        <w:rPr>
-          <w:rFonts w:ascii="Cambria" w:hAnsi="Cambria" w:cs="Times New Roman"/>
-          <w:color w:val="808080" w:themeColor="background1" w:themeShade="80"/>
-          <w:szCs w:val="32"/>
-        </w:rPr>
-      </w:pPr>
-      <w:r>
-        <w:rPr>
-          <w:rFonts w:ascii="Cambria" w:hAnsi="Cambria" w:cs="Times New Roman"/>
-          <w:color w:val="808080" w:themeColor="background1" w:themeShade="80"/>
-          <w:szCs w:val="32"/>
-        </w:rPr>
-        <w:t>Ensured the system met performance, security, and usability standards</w:t>
-      </w:r>
-    </w:p>
-    <w:p>
-      <w:pPr>
-        <w:pStyle w:val="ListParagraph"/>
-        <w:numPr>
-          <w:ilvl w:val="0"/>
-          <w:numId w:val="13"/>
-        </w:numPr>
-        <w:spacing w:after="0" w:line="240" w:lineRule="auto"/>
-        <w:rPr>
-          <w:rFonts w:ascii="Cambria" w:hAnsi="Cambria" w:cs="Times New Roman"/>
-          <w:color w:val="808080" w:themeColor="background1" w:themeShade="80"/>
-          <w:szCs w:val="32"/>
-        </w:rPr>
-      </w:pPr>
-      <w:r>
-        <w:rPr>
-          <w:rFonts w:ascii="Cambria" w:hAnsi="Cambria" w:cs="Times New Roman"/>
-          <w:color w:val="808080" w:themeColor="background1" w:themeShade="80"/>
-          <w:szCs w:val="32"/>
-        </w:rPr>
         <w:t>Prepared documentation, reports, and user guides</w:t>
       </w:r>
     </w:p>
     <w:p>
       <w:pPr>
+        <w:pStyle w:val="ListParagraph"/>
         <w:spacing w:after="0" w:line="240" w:lineRule="auto"/>
         <w:rPr>
           <w:rFonts w:ascii="Cambria" w:hAnsi="Cambria" w:cs="Times New Roman"/>
@@ -742,24 +940,211 @@
     </w:p>
     <w:p>
       <w:pPr>
-        <w:spacing w:after="0"/>
+        <w:spacing w:after="0" w:line="240" w:lineRule="auto"/>
+        <w:rPr>
+          <w:rFonts w:ascii="Cambria" w:hAnsi="Cambria" w:cs="Times New Roman"/>
+          <w:color w:val="808080" w:themeColor="background1" w:themeShade="80"/>
+          <w:szCs w:val="32"/>
+        </w:rPr>
+      </w:pPr>
+      <w:r>
+        <w:rPr>
+          <w:rFonts w:ascii="Arial" w:hAnsi="Arial" w:cs="Arial"/>
+          <w:color w:val="808080" w:themeColor="background1" w:themeShade="80"/>
+          <w:szCs w:val="24"/>
+        </w:rPr>
+        <w:t xml:space="preserve">August </w:t>
+      </w:r>
+      <w:r>
+        <w:rPr>
+          <w:rFonts w:ascii="Arial" w:hAnsi="Arial" w:cs="Arial"/>
+          <w:color w:val="808080" w:themeColor="background1" w:themeShade="80"/>
+          <w:szCs w:val="24"/>
+        </w:rPr>
+        <w:t>202</w:t>
+      </w:r>
+      <w:r>
+        <w:rPr>
+          <w:rFonts w:ascii="Arial" w:hAnsi="Arial" w:cs="Arial"/>
+          <w:color w:val="808080" w:themeColor="background1" w:themeShade="80"/>
+          <w:szCs w:val="24"/>
+        </w:rPr>
+        <w:t xml:space="preserve">2 – March 2024 – </w:t>
+      </w:r>
+      <w:r>
         <w:rPr>
           <w:rFonts w:ascii="Cambria" w:hAnsi="Cambria" w:cs="Times New Roman"/>
           <w:i/>
           <w:iCs/>
         </w:rPr>
-      </w:pPr>
-      <w:r>
-        <w:rPr>
-          <w:rFonts w:ascii="Cambria" w:hAnsi="Cambria" w:cs="Times New Roman"/>
-          <w:b/>
-          <w:bCs/>
-        </w:rPr>
-        <w:t xml:space="preserve">BRENT, Globe Brent Secondary Maritime Academy Inc. </w:t>
+        <w:t>IT-Staff [Part-time</w:t>
       </w:r>
       <w:r>
         <w:rPr>
           <w:rFonts w:ascii="Cambria" w:hAnsi="Cambria" w:cs="Times New Roman"/>
+          <w:i/>
+          <w:iCs/>
+        </w:rPr>
+        <w:t>]</w:t>
+      </w:r>
+      <w:r>
+        <w:rPr>
+          <w:rFonts w:ascii="Cambria" w:hAnsi="Cambria" w:cs="Times New Roman"/>
+          <w:color w:val="808080" w:themeColor="background1" w:themeShade="80"/>
+          <w:szCs w:val="32"/>
+        </w:rPr>
+        <w:t xml:space="preserve"> </w:t>
+      </w:r>
+    </w:p>
+    <w:p>
+      <w:pPr>
+        <w:pStyle w:val="ListParagraph"/>
+        <w:numPr>
+          <w:ilvl w:val="0"/>
+          <w:numId w:val="14"/>
+        </w:numPr>
+        <w:spacing w:after="0" w:line="240" w:lineRule="auto"/>
+        <w:rPr>
+          <w:rFonts w:ascii="Cambria" w:hAnsi="Cambria" w:cs="Times New Roman"/>
+          <w:color w:val="808080" w:themeColor="background1" w:themeShade="80"/>
+          <w:szCs w:val="32"/>
+        </w:rPr>
+      </w:pPr>
+      <w:r>
+        <w:rPr>
+          <w:rFonts w:ascii="Cambria" w:hAnsi="Cambria" w:cs="Times New Roman"/>
+          <w:color w:val="808080" w:themeColor="background1" w:themeShade="80"/>
+          <w:szCs w:val="32"/>
+        </w:rPr>
+        <w:t xml:space="preserve">Created and edited video advertisements and promotional materials for company campaigns. </w:t>
+      </w:r>
+    </w:p>
+    <w:p>
+      <w:pPr>
+        <w:pStyle w:val="ListParagraph"/>
+        <w:numPr>
+          <w:ilvl w:val="0"/>
+          <w:numId w:val="14"/>
+        </w:numPr>
+        <w:spacing w:after="0" w:line="240" w:lineRule="auto"/>
+        <w:rPr>
+          <w:rFonts w:ascii="Cambria" w:hAnsi="Cambria" w:cs="Times New Roman"/>
+          <w:color w:val="808080" w:themeColor="background1" w:themeShade="80"/>
+          <w:szCs w:val="32"/>
+        </w:rPr>
+      </w:pPr>
+      <w:r>
+        <w:rPr>
+          <w:rFonts w:ascii="Cambria" w:hAnsi="Cambria" w:cs="Times New Roman"/>
+          <w:color w:val="808080" w:themeColor="background1" w:themeShade="80"/>
+          <w:szCs w:val="32"/>
+        </w:rPr>
+        <w:t xml:space="preserve">Edited images and graphic content for marketing and social media requirements. </w:t>
+      </w:r>
+    </w:p>
+    <w:p>
+      <w:pPr>
+        <w:pStyle w:val="ListParagraph"/>
+        <w:numPr>
+          <w:ilvl w:val="0"/>
+          <w:numId w:val="14"/>
+        </w:numPr>
+        <w:spacing w:after="0" w:line="240" w:lineRule="auto"/>
+        <w:rPr>
+          <w:rFonts w:ascii="Cambria" w:hAnsi="Cambria" w:cs="Times New Roman"/>
+          <w:color w:val="808080" w:themeColor="background1" w:themeShade="80"/>
+          <w:szCs w:val="32"/>
+        </w:rPr>
+      </w:pPr>
+      <w:r>
+        <w:rPr>
+          <w:rFonts w:ascii="Cambria" w:hAnsi="Cambria" w:cs="Times New Roman"/>
+          <w:color w:val="808080" w:themeColor="background1" w:themeShade="80"/>
+          <w:szCs w:val="32"/>
+        </w:rPr>
+        <w:t xml:space="preserve">Assisted in preparing and publishing promotional content across social media platforms. </w:t>
+      </w:r>
+    </w:p>
+    <w:p>
+      <w:pPr>
+        <w:pStyle w:val="ListParagraph"/>
+        <w:numPr>
+          <w:ilvl w:val="0"/>
+          <w:numId w:val="14"/>
+        </w:numPr>
+        <w:spacing w:after="0" w:line="240" w:lineRule="auto"/>
+        <w:rPr>
+          <w:rFonts w:ascii="Cambria" w:hAnsi="Cambria" w:cs="Times New Roman"/>
+          <w:color w:val="808080" w:themeColor="background1" w:themeShade="80"/>
+          <w:szCs w:val="32"/>
+        </w:rPr>
+      </w:pPr>
+      <w:r>
+        <w:rPr>
+          <w:rFonts w:ascii="Cambria" w:hAnsi="Cambria" w:cs="Times New Roman"/>
+          <w:color w:val="808080" w:themeColor="background1" w:themeShade="80"/>
+          <w:szCs w:val="32"/>
+        </w:rPr>
+        <w:t>Supported digital content management and online marketing activities.</w:t>
+      </w:r>
+    </w:p>
+    <w:p>
+      <w:pPr>
+        <w:pStyle w:val="ListParagraph"/>
+        <w:spacing w:after="0" w:line="240" w:lineRule="auto"/>
+        <w:rPr>
+          <w:rFonts w:ascii="Cambria" w:hAnsi="Cambria" w:cs="Times New Roman"/>
+          <w:color w:val="808080" w:themeColor="background1" w:themeShade="80"/>
+          <w:szCs w:val="32"/>
+        </w:rPr>
+      </w:pPr>
+    </w:p>
+    <w:p>
+      <w:pPr>
+        <w:spacing w:after="0" w:line="240" w:lineRule="auto"/>
+        <w:rPr>
+          <w:rFonts w:ascii="Cambria" w:hAnsi="Cambria" w:cs="Times New Roman"/>
+          <w:color w:val="808080" w:themeColor="background1" w:themeShade="80"/>
+          <w:szCs w:val="32"/>
+        </w:rPr>
+      </w:pPr>
+      <w:r>
+        <w:rPr>
+          <w:rFonts w:ascii="Arial" w:hAnsi="Arial" w:cs="Arial"/>
+          <w:color w:val="808080" w:themeColor="background1" w:themeShade="80"/>
+          <w:szCs w:val="24"/>
+        </w:rPr>
+        <w:t>September 202</w:t>
+      </w:r>
+      <w:r>
+        <w:rPr>
+          <w:rFonts w:ascii="Arial" w:hAnsi="Arial" w:cs="Arial"/>
+          <w:color w:val="808080" w:themeColor="background1" w:themeShade="80"/>
+          <w:szCs w:val="24"/>
+        </w:rPr>
+        <w:t>1</w:t>
+      </w:r>
+      <w:r>
+        <w:rPr>
+          <w:rFonts w:ascii="Arial" w:hAnsi="Arial" w:cs="Arial"/>
+          <w:color w:val="808080" w:themeColor="background1" w:themeShade="80"/>
+          <w:szCs w:val="24"/>
+        </w:rPr>
+        <w:t xml:space="preserve"> – August 202</w:t>
+      </w:r>
+      <w:r>
+        <w:rPr>
+          <w:rFonts w:ascii="Arial" w:hAnsi="Arial" w:cs="Arial"/>
+          <w:color w:val="808080" w:themeColor="background1" w:themeShade="80"/>
+          <w:szCs w:val="24"/>
+        </w:rPr>
+        <w:t>2</w:t>
+      </w:r>
+      <w:r>
+        <w:rPr>
+          <w:rFonts w:ascii="Arial" w:hAnsi="Arial" w:cs="Arial"/>
+          <w:color w:val="808080" w:themeColor="background1" w:themeShade="80"/>
+          <w:szCs w:val="24"/>
         </w:rPr>
         <w:t xml:space="preserve"> – </w:t>
       </w:r>
@@ -769,7 +1154,7 @@
           <w:i/>
           <w:iCs/>
         </w:rPr>
-        <w:t xml:space="preserve">Assistant </w:t>
+        <w:t>I</w:t>
       </w:r>
       <w:r>
         <w:rPr>
@@ -777,97 +1162,30 @@
           <w:i/>
           <w:iCs/>
         </w:rPr>
-        <w:t xml:space="preserve">Web Developer/Project </w:t>
-      </w:r>
-      <w:r>
-        <w:rPr>
-          <w:rFonts w:ascii="Cambria" w:hAnsi="Cambria" w:cs="Times New Roman"/>
-          <w:i/>
-          <w:iCs/>
-        </w:rPr>
-        <w:t>Coordinator</w:t>
-      </w:r>
-      <w:r>
-        <w:rPr>
-          <w:rFonts w:ascii="Cambria" w:hAnsi="Cambria" w:cs="Times New Roman"/>
-          <w:i/>
-          <w:iCs/>
-        </w:rPr>
-        <w:t xml:space="preserve"> [Remote]</w:t>
+        <w:t>T-Staff [Part-time]</w:t>
       </w:r>
     </w:p>
     <w:p>
       <w:pPr>
-        <w:spacing w:after="0"/>
-        <w:rPr>
-          <w:rFonts w:ascii="Arial" w:hAnsi="Arial" w:cs="Arial"/>
+        <w:pStyle w:val="ListParagraph"/>
+        <w:numPr>
+          <w:ilvl w:val="0"/>
+          <w:numId w:val="15"/>
+        </w:numPr>
+        <w:spacing w:after="0" w:line="240" w:lineRule="auto"/>
+        <w:rPr>
+          <w:rFonts w:ascii="Cambria" w:hAnsi="Cambria" w:cs="Times New Roman"/>
           <w:color w:val="808080" w:themeColor="background1" w:themeShade="80"/>
-          <w:szCs w:val="24"/>
+          <w:szCs w:val="32"/>
         </w:rPr>
       </w:pPr>
       <w:r>
         <w:rPr>
-          <w:rFonts w:ascii="Arial" w:hAnsi="Arial" w:cs="Arial"/>
+          <w:rFonts w:ascii="Cambria" w:hAnsi="Cambria" w:cs="Times New Roman"/>
           <w:color w:val="808080" w:themeColor="background1" w:themeShade="80"/>
-          <w:szCs w:val="24"/>
-        </w:rPr>
-        <w:t>October</w:t>
-      </w:r>
-      <w:r>
-        <w:rPr>
-          <w:rFonts w:ascii="Arial" w:hAnsi="Arial" w:cs="Arial"/>
-          <w:color w:val="808080" w:themeColor="background1" w:themeShade="80"/>
-          <w:szCs w:val="24"/>
-        </w:rPr>
-        <w:tab/>
-      </w:r>
-      <w:r>
-        <w:rPr>
-          <w:rFonts w:ascii="Arial" w:hAnsi="Arial" w:cs="Arial"/>
-          <w:color w:val="808080" w:themeColor="background1" w:themeShade="80"/>
-          <w:szCs w:val="24"/>
-        </w:rPr>
-        <w:t xml:space="preserve"> </w:t>
-      </w:r>
-      <w:r>
-        <w:rPr>
-          <w:rFonts w:ascii="Arial" w:hAnsi="Arial" w:cs="Arial"/>
-          <w:color w:val="808080" w:themeColor="background1" w:themeShade="80"/>
-          <w:szCs w:val="24"/>
-        </w:rPr>
-        <w:t>2021</w:t>
-      </w:r>
-      <w:r>
-        <w:rPr>
-          <w:rFonts w:ascii="Arial" w:hAnsi="Arial" w:cs="Arial"/>
-          <w:color w:val="808080" w:themeColor="background1" w:themeShade="80"/>
-          <w:szCs w:val="24"/>
-        </w:rPr>
-        <w:t xml:space="preserve"> –</w:t>
-      </w:r>
-      <w:r>
-        <w:rPr>
-          <w:rFonts w:ascii="Arial" w:hAnsi="Arial" w:cs="Arial"/>
-          <w:color w:val="808080" w:themeColor="background1" w:themeShade="80"/>
-          <w:szCs w:val="24"/>
-        </w:rPr>
-        <w:t xml:space="preserve"> January </w:t>
-      </w:r>
-      <w:r>
-        <w:rPr>
-          <w:rFonts w:ascii="Arial" w:hAnsi="Arial" w:cs="Arial"/>
-          <w:color w:val="808080" w:themeColor="background1" w:themeShade="80"/>
-          <w:szCs w:val="24"/>
-        </w:rPr>
-        <w:t>202</w:t>
-      </w:r>
-      <w:r>
-        <w:rPr>
-          <w:rFonts w:ascii="Arial" w:hAnsi="Arial" w:cs="Arial"/>
-          <w:color w:val="808080" w:themeColor="background1" w:themeShade="80"/>
-          <w:szCs w:val="24"/>
-        </w:rPr>
-        <w:t>3</w:t>
+          <w:szCs w:val="32"/>
+        </w:rPr>
+        <w:t xml:space="preserve">Provided technical support and troubleshooting assistance to different departments for hardware, software, and network-related concerns. </w:t>
       </w:r>
     </w:p>
     <w:p>
@@ -875,7 +1193,7 @@
         <w:pStyle w:val="ListParagraph"/>
         <w:numPr>
           <w:ilvl w:val="0"/>
-          <w:numId w:val="12"/>
+          <w:numId w:val="15"/>
         </w:numPr>
         <w:spacing w:after="0" w:line="240" w:lineRule="auto"/>
         <w:rPr>
@@ -890,7 +1208,7 @@
           <w:color w:val="808080" w:themeColor="background1" w:themeShade="80"/>
           <w:szCs w:val="32"/>
         </w:rPr>
-        <w:t>Assisted the Main Developer in system development tasks</w:t>
+        <w:t xml:space="preserve">Assisted in resolving internet connectivity and network-related issues. </w:t>
       </w:r>
     </w:p>
     <w:p>
@@ -898,7 +1216,7 @@
         <w:pStyle w:val="ListParagraph"/>
         <w:numPr>
           <w:ilvl w:val="0"/>
-          <w:numId w:val="12"/>
+          <w:numId w:val="15"/>
         </w:numPr>
         <w:spacing w:after="0" w:line="240" w:lineRule="auto"/>
         <w:rPr>
@@ -913,7 +1231,7 @@
           <w:color w:val="808080" w:themeColor="background1" w:themeShade="80"/>
           <w:szCs w:val="32"/>
         </w:rPr>
-        <w:t>Planned and managed the development timeline</w:t>
+        <w:t xml:space="preserve">Supported the operation and monitoring of deck simulator equipment. </w:t>
       </w:r>
     </w:p>
     <w:p>
@@ -921,7 +1239,7 @@
         <w:pStyle w:val="ListParagraph"/>
         <w:numPr>
           <w:ilvl w:val="0"/>
-          <w:numId w:val="12"/>
+          <w:numId w:val="15"/>
         </w:numPr>
         <w:spacing w:after="0" w:line="240" w:lineRule="auto"/>
         <w:rPr>
@@ -936,7 +1254,7 @@
           <w:color w:val="808080" w:themeColor="background1" w:themeShade="80"/>
           <w:szCs w:val="32"/>
         </w:rPr>
-        <w:t>Conducted system testing to ensure functionality and quality</w:t>
+        <w:t xml:space="preserve">Organized and maintained company documents, technical files, and equipment records. </w:t>
       </w:r>
     </w:p>
     <w:p>
@@ -944,7 +1262,7 @@
         <w:pStyle w:val="ListParagraph"/>
         <w:numPr>
           <w:ilvl w:val="0"/>
-          <w:numId w:val="12"/>
+          <w:numId w:val="15"/>
         </w:numPr>
         <w:spacing w:after="0" w:line="240" w:lineRule="auto"/>
         <w:rPr>
@@ -959,8 +1277,64 @@
           <w:color w:val="808080" w:themeColor="background1" w:themeShade="80"/>
           <w:szCs w:val="32"/>
         </w:rPr>
-        <w:t>Coordinated with the client for updates, feedback, and requirements</w:t>
+        <w:t xml:space="preserve">Created and edited video advertisements and promotional materials. </w:t>
       </w:r>
+    </w:p>
+    <w:p>
+      <w:pPr>
+        <w:pStyle w:val="ListParagraph"/>
+        <w:numPr>
+          <w:ilvl w:val="0"/>
+          <w:numId w:val="15"/>
+        </w:numPr>
+        <w:spacing w:after="0" w:line="240" w:lineRule="auto"/>
+        <w:rPr>
+          <w:rFonts w:ascii="Cambria" w:hAnsi="Cambria" w:cs="Times New Roman"/>
+          <w:color w:val="808080" w:themeColor="background1" w:themeShade="80"/>
+          <w:szCs w:val="32"/>
+        </w:rPr>
+      </w:pPr>
+      <w:r>
+        <w:rPr>
+          <w:rFonts w:ascii="Cambria" w:hAnsi="Cambria" w:cs="Times New Roman"/>
+          <w:color w:val="808080" w:themeColor="background1" w:themeShade="80"/>
+          <w:szCs w:val="32"/>
+        </w:rPr>
+        <w:t xml:space="preserve">Edited images and visual content for company-related projects and marketing requirements. </w:t>
+      </w:r>
+    </w:p>
+    <w:p>
+      <w:pPr>
+        <w:pStyle w:val="ListParagraph"/>
+        <w:numPr>
+          <w:ilvl w:val="0"/>
+          <w:numId w:val="15"/>
+        </w:numPr>
+        <w:spacing w:after="0" w:line="240" w:lineRule="auto"/>
+        <w:rPr>
+          <w:rFonts w:ascii="Cambria" w:hAnsi="Cambria" w:cs="Times New Roman"/>
+          <w:color w:val="808080" w:themeColor="background1" w:themeShade="80"/>
+          <w:szCs w:val="32"/>
+        </w:rPr>
+      </w:pPr>
+      <w:r>
+        <w:rPr>
+          <w:rFonts w:ascii="Cambria" w:hAnsi="Cambria" w:cs="Times New Roman"/>
+          <w:color w:val="808080" w:themeColor="background1" w:themeShade="80"/>
+          <w:szCs w:val="32"/>
+        </w:rPr>
+        <w:t>Assisted in video production, including video shooting and content preparation.</w:t>
+      </w:r>
+    </w:p>
+    <w:p>
+      <w:pPr>
+        <w:spacing w:after="0" w:line="240" w:lineRule="auto"/>
+        <w:rPr>
+          <w:rFonts w:ascii="Cambria" w:hAnsi="Cambria" w:cs="Times New Roman"/>
+          <w:color w:val="808080" w:themeColor="background1" w:themeShade="80"/>
+          <w:szCs w:val="32"/>
+        </w:rPr>
+      </w:pPr>
     </w:p>
     <w:p>
       <w:pPr>
@@ -1236,6 +1610,7 @@
                 <w:rFonts w:ascii="Cambria" w:hAnsi="Cambria"/>
                 <w:color w:val="7F7F7F" w:themeColor="text1" w:themeTint="80"/>
               </w:rPr>
+              <w:lastRenderedPageBreak/>
               <w:t>Process Improvement and Optimization</w:t>
             </w:r>
           </w:p>
@@ -1278,6 +1653,7 @@
                 <w:b/>
                 <w:sz w:val="22"/>
               </w:rPr>
+              <w:lastRenderedPageBreak/>
               <w:t>TECH STACK</w:t>
             </w:r>
           </w:p>
@@ -1383,6 +1759,7 @@
                 <w:b/>
                 <w:color w:val="7F7F7F" w:themeColor="text1" w:themeTint="80"/>
               </w:rPr>
+              <w:lastRenderedPageBreak/>
               <w:t>Design Tools:</w:t>
             </w:r>
             <w:r>
@@ -1435,6 +1812,7 @@
           <w:rFonts w:ascii="Cambria" w:hAnsi="Cambria"/>
           <w:noProof/>
         </w:rPr>
+        <w:lastRenderedPageBreak/>
         <mc:AlternateContent>
           <mc:Choice Requires="wps">
             <w:drawing>
@@ -1518,6 +1896,26 @@
         <w:spacing w:after="0" w:line="240" w:lineRule="auto"/>
         <w:rPr>
           <w:rFonts w:ascii="Cambria" w:hAnsi="Cambria"/>
+          <w:b/>
+          <w:sz w:val="22"/>
+        </w:rPr>
+      </w:pPr>
+    </w:p>
+    <w:p>
+      <w:pPr>
+        <w:spacing w:after="0" w:line="240" w:lineRule="auto"/>
+        <w:rPr>
+          <w:rFonts w:ascii="Cambria" w:hAnsi="Cambria"/>
+          <w:b/>
+          <w:sz w:val="22"/>
+        </w:rPr>
+      </w:pPr>
+    </w:p>
+    <w:p>
+      <w:pPr>
+        <w:spacing w:after="0" w:line="240" w:lineRule="auto"/>
+        <w:rPr>
+          <w:rFonts w:ascii="Cambria" w:hAnsi="Cambria"/>
         </w:rPr>
       </w:pPr>
       <w:r>
@@ -1745,7 +2143,7 @@
     </w:p>
     <w:sectPr>
       <w:pgSz w:w="12240" w:h="15840"/>
-      <w:pgMar w:top="568" w:right="1008" w:bottom="567" w:left="1008" w:header="720" w:footer="720" w:gutter="0"/>
+      <w:pgMar w:top="720" w:right="1008" w:bottom="567" w:left="1008" w:header="720" w:footer="720" w:gutter="0"/>
       <w:cols w:space="720"/>
       <w:docGrid w:linePitch="360"/>
     </w:sectPr>
@@ -2040,6 +2438,232 @@
     </w:lvl>
   </w:abstractNum>
   <w:abstractNum w:abstractNumId="10" w15:restartNumberingAfterBreak="0">
+    <w:nsid w:val="2BF223DA"/>
+    <w:multiLevelType w:val="hybridMultilevel"/>
+    <w:tmpl w:val="191EEFFE"/>
+    <w:lvl w:ilvl="0" w:tplc="04090001">
+      <w:start w:val="1"/>
+      <w:numFmt w:val="bullet"/>
+      <w:lvlText w:val=""/>
+      <w:lvlJc w:val="left"/>
+      <w:pPr>
+        <w:ind w:left="720" w:hanging="360"/>
+      </w:pPr>
+      <w:rPr>
+        <w:rFonts w:ascii="Symbol" w:hAnsi="Symbol" w:hint="default"/>
+      </w:rPr>
+    </w:lvl>
+    <w:lvl w:ilvl="1" w:tplc="04090003" w:tentative="1">
+      <w:start w:val="1"/>
+      <w:numFmt w:val="bullet"/>
+      <w:lvlText w:val="o"/>
+      <w:lvlJc w:val="left"/>
+      <w:pPr>
+        <w:ind w:left="1440" w:hanging="360"/>
+      </w:pPr>
+      <w:rPr>
+        <w:rFonts w:ascii="Courier New" w:hAnsi="Courier New" w:cs="Courier New" w:hint="default"/>
+      </w:rPr>
+    </w:lvl>
+    <w:lvl w:ilvl="2" w:tplc="04090005" w:tentative="1">
+      <w:start w:val="1"/>
+      <w:numFmt w:val="bullet"/>
+      <w:lvlText w:val=""/>
+      <w:lvlJc w:val="left"/>
+      <w:pPr>
+        <w:ind w:left="2160" w:hanging="360"/>
+      </w:pPr>
+      <w:rPr>
+        <w:rFonts w:ascii="Wingdings" w:hAnsi="Wingdings" w:hint="default"/>
+      </w:rPr>
+    </w:lvl>
+    <w:lvl w:ilvl="3" w:tplc="04090001" w:tentative="1">
+      <w:start w:val="1"/>
+      <w:numFmt w:val="bullet"/>
+      <w:lvlText w:val=""/>
+      <w:lvlJc w:val="left"/>
+      <w:pPr>
+        <w:ind w:left="2880" w:hanging="360"/>
+      </w:pPr>
+      <w:rPr>
+        <w:rFonts w:ascii="Symbol" w:hAnsi="Symbol" w:hint="default"/>
+      </w:rPr>
+    </w:lvl>
+    <w:lvl w:ilvl="4" w:tplc="04090003" w:tentative="1">
+      <w:start w:val="1"/>
+      <w:numFmt w:val="bullet"/>
+      <w:lvlText w:val="o"/>
+      <w:lvlJc w:val="left"/>
+      <w:pPr>
+        <w:ind w:left="3600" w:hanging="360"/>
+      </w:pPr>
+      <w:rPr>
+        <w:rFonts w:ascii="Courier New" w:hAnsi="Courier New" w:cs="Courier New" w:hint="default"/>
+      </w:rPr>
+    </w:lvl>
+    <w:lvl w:ilvl="5" w:tplc="04090005" w:tentative="1">
+      <w:start w:val="1"/>
+      <w:numFmt w:val="bullet"/>
+      <w:lvlText w:val=""/>
+      <w:lvlJc w:val="left"/>
+      <w:pPr>
+        <w:ind w:left="4320" w:hanging="360"/>
+      </w:pPr>
+      <w:rPr>
+        <w:rFonts w:ascii="Wingdings" w:hAnsi="Wingdings" w:hint="default"/>
+      </w:rPr>
+    </w:lvl>
+    <w:lvl w:ilvl="6" w:tplc="04090001" w:tentative="1">
+      <w:start w:val="1"/>
+      <w:numFmt w:val="bullet"/>
+      <w:lvlText w:val=""/>
+      <w:lvlJc w:val="left"/>
+      <w:pPr>
+        <w:ind w:left="5040" w:hanging="360"/>
+      </w:pPr>
+      <w:rPr>
+        <w:rFonts w:ascii="Symbol" w:hAnsi="Symbol" w:hint="default"/>
+      </w:rPr>
+    </w:lvl>
+    <w:lvl w:ilvl="7" w:tplc="04090003" w:tentative="1">
+      <w:start w:val="1"/>
+      <w:numFmt w:val="bullet"/>
+      <w:lvlText w:val="o"/>
+      <w:lvlJc w:val="left"/>
+      <w:pPr>
+        <w:ind w:left="5760" w:hanging="360"/>
+      </w:pPr>
+      <w:rPr>
+        <w:rFonts w:ascii="Courier New" w:hAnsi="Courier New" w:cs="Courier New" w:hint="default"/>
+      </w:rPr>
+    </w:lvl>
+    <w:lvl w:ilvl="8" w:tplc="04090005" w:tentative="1">
+      <w:start w:val="1"/>
+      <w:numFmt w:val="bullet"/>
+      <w:lvlText w:val=""/>
+      <w:lvlJc w:val="left"/>
+      <w:pPr>
+        <w:ind w:left="6480" w:hanging="360"/>
+      </w:pPr>
+      <w:rPr>
+        <w:rFonts w:ascii="Wingdings" w:hAnsi="Wingdings" w:hint="default"/>
+      </w:rPr>
+    </w:lvl>
+  </w:abstractNum>
+  <w:abstractNum w:abstractNumId="11" w15:restartNumberingAfterBreak="0">
+    <w:nsid w:val="36800262"/>
+    <w:multiLevelType w:val="hybridMultilevel"/>
+    <w:tmpl w:val="2FB81FFA"/>
+    <w:lvl w:ilvl="0" w:tplc="04090001">
+      <w:start w:val="1"/>
+      <w:numFmt w:val="bullet"/>
+      <w:lvlText w:val=""/>
+      <w:lvlJc w:val="left"/>
+      <w:pPr>
+        <w:ind w:left="720" w:hanging="360"/>
+      </w:pPr>
+      <w:rPr>
+        <w:rFonts w:ascii="Symbol" w:hAnsi="Symbol" w:hint="default"/>
+      </w:rPr>
+    </w:lvl>
+    <w:lvl w:ilvl="1" w:tplc="04090003" w:tentative="1">
+      <w:start w:val="1"/>
+      <w:numFmt w:val="bullet"/>
+      <w:lvlText w:val="o"/>
+      <w:lvlJc w:val="left"/>
+      <w:pPr>
+        <w:ind w:left="1440" w:hanging="360"/>
+      </w:pPr>
+      <w:rPr>
+        <w:rFonts w:ascii="Courier New" w:hAnsi="Courier New" w:cs="Courier New" w:hint="default"/>
+      </w:rPr>
+    </w:lvl>
+    <w:lvl w:ilvl="2" w:tplc="04090005" w:tentative="1">
+      <w:start w:val="1"/>
+      <w:numFmt w:val="bullet"/>
+      <w:lvlText w:val=""/>
+      <w:lvlJc w:val="left"/>
+      <w:pPr>
+        <w:ind w:left="2160" w:hanging="360"/>
+      </w:pPr>
+      <w:rPr>
+        <w:rFonts w:ascii="Wingdings" w:hAnsi="Wingdings" w:hint="default"/>
+      </w:rPr>
+    </w:lvl>
+    <w:lvl w:ilvl="3" w:tplc="04090001" w:tentative="1">
+      <w:start w:val="1"/>
+      <w:numFmt w:val="bullet"/>
+      <w:lvlText w:val=""/>
+      <w:lvlJc w:val="left"/>
+      <w:pPr>
+        <w:ind w:left="2880" w:hanging="360"/>
+      </w:pPr>
+      <w:rPr>
+        <w:rFonts w:ascii="Symbol" w:hAnsi="Symbol" w:hint="default"/>
+      </w:rPr>
+    </w:lvl>
+    <w:lvl w:ilvl="4" w:tplc="04090003" w:tentative="1">
+      <w:start w:val="1"/>
+      <w:numFmt w:val="bullet"/>
+      <w:lvlText w:val="o"/>
+      <w:lvlJc w:val="left"/>
+      <w:pPr>
+        <w:ind w:left="3600" w:hanging="360"/>
+      </w:pPr>
+      <w:rPr>
+        <w:rFonts w:ascii="Courier New" w:hAnsi="Courier New" w:cs="Courier New" w:hint="default"/>
+      </w:rPr>
+    </w:lvl>
+    <w:lvl w:ilvl="5" w:tplc="04090005" w:tentative="1">
+      <w:start w:val="1"/>
+      <w:numFmt w:val="bullet"/>
+      <w:lvlText w:val=""/>
+      <w:lvlJc w:val="left"/>
+      <w:pPr>
+        <w:ind w:left="4320" w:hanging="360"/>
+      </w:pPr>
+      <w:rPr>
+        <w:rFonts w:ascii="Wingdings" w:hAnsi="Wingdings" w:hint="default"/>
+      </w:rPr>
+    </w:lvl>
+    <w:lvl w:ilvl="6" w:tplc="04090001" w:tentative="1">
+      <w:start w:val="1"/>
+      <w:numFmt w:val="bullet"/>
+      <w:lvlText w:val=""/>
+      <w:lvlJc w:val="left"/>
+      <w:pPr>
+        <w:ind w:left="5040" w:hanging="360"/>
+      </w:pPr>
+      <w:rPr>
+        <w:rFonts w:ascii="Symbol" w:hAnsi="Symbol" w:hint="default"/>
+      </w:rPr>
+    </w:lvl>
+    <w:lvl w:ilvl="7" w:tplc="04090003" w:tentative="1">
+      <w:start w:val="1"/>
+      <w:numFmt w:val="bullet"/>
+      <w:lvlText w:val="o"/>
+      <w:lvlJc w:val="left"/>
+      <w:pPr>
+        <w:ind w:left="5760" w:hanging="360"/>
+      </w:pPr>
+      <w:rPr>
+        <w:rFonts w:ascii="Courier New" w:hAnsi="Courier New" w:cs="Courier New" w:hint="default"/>
+      </w:rPr>
+    </w:lvl>
+    <w:lvl w:ilvl="8" w:tplc="04090005" w:tentative="1">
+      <w:start w:val="1"/>
+      <w:numFmt w:val="bullet"/>
+      <w:lvlText w:val=""/>
+      <w:lvlJc w:val="left"/>
+      <w:pPr>
+        <w:ind w:left="6480" w:hanging="360"/>
+      </w:pPr>
+      <w:rPr>
+        <w:rFonts w:ascii="Wingdings" w:hAnsi="Wingdings" w:hint="default"/>
+      </w:rPr>
+    </w:lvl>
+  </w:abstractNum>
+  <w:abstractNum w:abstractNumId="12" w15:restartNumberingAfterBreak="0">
     <w:nsid w:val="38A128E1"/>
     <w:multiLevelType w:val="hybridMultilevel"/>
     <w:tmpl w:val="158AD42C"/>
@@ -2152,7 +2776,7 @@
       </w:rPr>
     </w:lvl>
   </w:abstractNum>
-  <w:abstractNum w:abstractNumId="11" w15:restartNumberingAfterBreak="0">
+  <w:abstractNum w:abstractNumId="13" w15:restartNumberingAfterBreak="0">
     <w:nsid w:val="3FCD674D"/>
     <w:multiLevelType w:val="hybridMultilevel"/>
     <w:tmpl w:val="AAA034BC"/>
@@ -2265,7 +2889,7 @@
       </w:rPr>
     </w:lvl>
   </w:abstractNum>
-  <w:abstractNum w:abstractNumId="12" w15:restartNumberingAfterBreak="0">
+  <w:abstractNum w:abstractNumId="14" w15:restartNumberingAfterBreak="0">
     <w:nsid w:val="73FA7F68"/>
     <w:multiLevelType w:val="hybridMultilevel"/>
     <w:tmpl w:val="39A275E6"/>
@@ -2406,16 +3030,34 @@
     <w:abstractNumId w:val="0"/>
   </w:num>
   <w:num w:numId="10" w16cid:durableId="1712537875">
-    <w:abstractNumId w:val="11"/>
+    <w:abstractNumId w:val="13"/>
   </w:num>
   <w:num w:numId="11" w16cid:durableId="700974636">
-    <w:abstractNumId w:val="12"/>
+    <w:abstractNumId w:val="14"/>
   </w:num>
   <w:num w:numId="12" w16cid:durableId="694159216">
     <w:abstractNumId w:val="9"/>
   </w:num>
   <w:num w:numId="13" w16cid:durableId="749933016">
+    <w:abstractNumId w:val="12"/>
+  </w:num>
+  <w:num w:numId="14" w16cid:durableId="73475372">
+    <w:abstractNumId w:val="11"/>
+  </w:num>
+  <w:num w:numId="15" w16cid:durableId="111436397">
     <w:abstractNumId w:val="10"/>
+  </w:num>
+  <w:num w:numId="16" w16cid:durableId="511996463">
+    <w:abstractNumId w:val="14"/>
+    <w:lvlOverride w:ilvl="0"/>
+    <w:lvlOverride w:ilvl="1"/>
+    <w:lvlOverride w:ilvl="2"/>
+    <w:lvlOverride w:ilvl="3"/>
+    <w:lvlOverride w:ilvl="4"/>
+    <w:lvlOverride w:ilvl="5"/>
+    <w:lvlOverride w:ilvl="6"/>
+    <w:lvlOverride w:ilvl="7"/>
+    <w:lvlOverride w:ilvl="8"/>
   </w:num>
 </w:numbering>
 </file>
@@ -2809,7 +3451,7 @@
   <w:style w:type="paragraph" w:default="1" w:styleId="Normal">
     <w:name w:val="Normal"/>
     <w:qFormat/>
-    <w:rsid w:val="00FC693F"/>
+    <w:rsid w:val="006F016D"/>
     <w:rPr>
       <w:rFonts w:ascii="Times New Roman" w:eastAsia="Times New Roman" w:hAnsi="Times New Roman"/>
       <w:sz w:val="20"/>
@@ -3025,7 +3667,6 @@
   <w:style w:type="character" w:default="1" w:styleId="DefaultParagraphFont">
     <w:name w:val="Default Paragraph Font"/>
     <w:uiPriority w:val="1"/>
-    <w:semiHidden/>
     <w:unhideWhenUsed/>
   </w:style>
   <w:style w:type="table" w:default="1" w:styleId="TableNormal">
